--- a/lab-report/assets/report_template.docx
+++ b/lab-report/assets/report_template.docx
@@ -8,68 +8,263 @@
       </w:pPr>
       <w:r>
         <w:rPr>
-          <w:rFonts w:eastAsia="黑体"/>
-          <w:rFonts w:ascii="黑体" w:hAnsi="黑体"/>
-          <w:b/>
-          <w:sz w:val="44"/>
+          <w:sz w:val="72"/>
         </w:rPr>
-        <w:t>实验报告</w:t>
+        <w:t>{{学院名称}}</w:t>
+      </w:r>
+    </w:p>
+    <w:p>
+      <w:pPr>
+        <w:jc w:val="center"/>
+      </w:pPr>
+      <w:r>
+        <w:rPr>
+          <w:sz w:val="72"/>
+        </w:rPr>
+        <w:t>{{报告标题}}</w:t>
+      </w:r>
+    </w:p>
+    <w:p>
+      <w:pPr>
+        <w:jc w:val="center"/>
+      </w:pPr>
+      <w:r>
+        <w:rPr>
+          <w:sz w:val="32"/>
+        </w:rPr>
+        <w:t>（ {{学年学期}} ）</w:t>
       </w:r>
     </w:p>
     <w:p/>
     <w:tbl>
       <w:tblPr>
-        <w:tblStyle w:val="TableGrid"/>
         <w:tblW w:type="auto" w:w="0"/>
+        <w:jc w:val="center"/>
         <w:tblLook w:firstColumn="1" w:firstRow="1" w:lastColumn="0" w:lastRow="0" w:noHBand="0" w:noVBand="1" w:val="04A0"/>
       </w:tblPr>
       <w:tblGrid>
-        <w:gridCol w:w="2351"/>
-        <w:gridCol w:w="2351"/>
-        <w:gridCol w:w="2351"/>
-        <w:gridCol w:w="2351"/>
+        <w:gridCol w:w="2076"/>
+        <w:gridCol w:w="2076"/>
+        <w:gridCol w:w="2076"/>
+        <w:gridCol w:w="2076"/>
       </w:tblGrid>
       <w:tr>
         <w:tc>
           <w:tcPr>
-            <w:tcW w:type="dxa" w:w="2351"/>
+            <w:tcW w:type="dxa" w:w="2076"/>
           </w:tcPr>
           <w:p>
+            <w:pPr>
+              <w:jc w:val="center"/>
+            </w:pPr>
             <w:r>
               <w:rPr>
-                <w:rFonts w:eastAsia="宋体"/>
-                <w:rFonts w:ascii="宋体" w:hAnsi="宋体"/>
-                <w:sz w:val="22"/>
+                <w:sz w:val="28"/>
+                <w:rFonts w:eastAsia="黑体"/>
               </w:rPr>
-              <w:t>姓名</w:t>
+              <w:t>课程名称</w:t>
             </w:r>
           </w:p>
         </w:tc>
         <w:tc>
           <w:tcPr>
-            <w:tcW w:type="dxa" w:w="2351"/>
+            <w:tcW w:type="dxa" w:w="4152"/>
+            <w:gridSpan w:val="2"/>
           </w:tcPr>
           <w:p>
+            <w:pPr>
+              <w:jc w:val="center"/>
+            </w:pPr>
             <w:r>
               <w:rPr>
-                <w:rFonts w:eastAsia="宋体"/>
                 <w:rFonts w:ascii="宋体" w:hAnsi="宋体"/>
-                <w:sz w:val="22"/>
+                <w:sz w:val="28"/>
+                <w:rFonts/>
               </w:rPr>
-              <w:t>{{姓名}}</w:t>
+              <w:t>{{课程名称}}</w:t>
             </w:r>
           </w:p>
         </w:tc>
         <w:tc>
           <w:tcPr>
-            <w:tcW w:type="dxa" w:w="2351"/>
+            <w:tcW w:type="dxa" w:w="2076"/>
+          </w:tcPr>
+          <w:p/>
+        </w:tc>
+      </w:tr>
+      <w:tr>
+        <w:tc>
+          <w:tcPr>
+            <w:tcW w:type="dxa" w:w="2076"/>
           </w:tcPr>
           <w:p>
+            <w:pPr>
+              <w:jc w:val="center"/>
+            </w:pPr>
             <w:r>
               <w:rPr>
-                <w:rFonts w:eastAsia="宋体"/>
+                <w:sz w:val="28"/>
+                <w:rFonts w:eastAsia="黑体"/>
+              </w:rPr>
+              <w:t>课程代码</w:t>
+            </w:r>
+          </w:p>
+        </w:tc>
+        <w:tc>
+          <w:tcPr>
+            <w:tcW w:type="dxa" w:w="4152"/>
+            <w:gridSpan w:val="2"/>
+          </w:tcPr>
+          <w:p>
+            <w:pPr>
+              <w:jc w:val="center"/>
+            </w:pPr>
+            <w:r>
+              <w:rPr>
                 <w:rFonts w:ascii="宋体" w:hAnsi="宋体"/>
-                <w:sz w:val="22"/>
+                <w:sz w:val="28"/>
+                <w:rFonts/>
+              </w:rPr>
+              <w:t>{{课程代码}}</w:t>
+            </w:r>
+          </w:p>
+        </w:tc>
+        <w:tc>
+          <w:tcPr>
+            <w:tcW w:type="dxa" w:w="2076"/>
+          </w:tcPr>
+          <w:p/>
+        </w:tc>
+      </w:tr>
+      <w:tr>
+        <w:tc>
+          <w:tcPr>
+            <w:tcW w:type="dxa" w:w="2076"/>
+          </w:tcPr>
+          <w:p>
+            <w:pPr>
+              <w:jc w:val="center"/>
+            </w:pPr>
+            <w:r>
+              <w:rPr>
+                <w:sz w:val="28"/>
+                <w:rFonts w:eastAsia="黑体"/>
+              </w:rPr>
+              <w:t>任课教师</w:t>
+            </w:r>
+          </w:p>
+        </w:tc>
+        <w:tc>
+          <w:tcPr>
+            <w:tcW w:type="dxa" w:w="4152"/>
+            <w:gridSpan w:val="2"/>
+          </w:tcPr>
+          <w:p>
+            <w:pPr>
+              <w:jc w:val="center"/>
+            </w:pPr>
+            <w:r>
+              <w:rPr>
+                <w:rFonts w:ascii="宋体" w:hAnsi="宋体"/>
+                <w:sz w:val="28"/>
+                <w:rFonts/>
+              </w:rPr>
+              <w:t>{{任课教师}}</w:t>
+            </w:r>
+          </w:p>
+        </w:tc>
+        <w:tc>
+          <w:tcPr>
+            <w:tcW w:type="dxa" w:w="2076"/>
+          </w:tcPr>
+          <w:p/>
+        </w:tc>
+      </w:tr>
+      <w:tr>
+        <w:tc>
+          <w:tcPr>
+            <w:tcW w:type="dxa" w:w="2076"/>
+          </w:tcPr>
+          <w:p>
+            <w:pPr>
+              <w:jc w:val="center"/>
+            </w:pPr>
+            <w:r>
+              <w:rPr>
+                <w:sz w:val="28"/>
+                <w:rFonts w:eastAsia="黑体"/>
+              </w:rPr>
+              <w:t>学生姓名</w:t>
+            </w:r>
+          </w:p>
+        </w:tc>
+        <w:tc>
+          <w:tcPr>
+            <w:tcW w:type="dxa" w:w="2076"/>
+          </w:tcPr>
+          <w:p>
+            <w:pPr>
+              <w:jc w:val="center"/>
+            </w:pPr>
+            <w:r>
+              <w:rPr>
+                <w:rFonts w:ascii="宋体" w:hAnsi="宋体"/>
+                <w:sz w:val="28"/>
+                <w:rFonts/>
+              </w:rPr>
+              <w:t>{{学生姓名}}</w:t>
+            </w:r>
+          </w:p>
+        </w:tc>
+        <w:tc>
+          <w:tcPr>
+            <w:tcW w:type="dxa" w:w="2076"/>
+          </w:tcPr>
+          <w:p>
+            <w:pPr>
+              <w:jc w:val="center"/>
+            </w:pPr>
+            <w:r>
+              <w:rPr>
+                <w:sz w:val="28"/>
+                <w:rFonts w:eastAsia="黑体"/>
+              </w:rPr>
+              <w:t>专业年级</w:t>
+            </w:r>
+          </w:p>
+        </w:tc>
+        <w:tc>
+          <w:tcPr>
+            <w:tcW w:type="dxa" w:w="2076"/>
+          </w:tcPr>
+          <w:p>
+            <w:pPr>
+              <w:jc w:val="center"/>
+            </w:pPr>
+            <w:r>
+              <w:rPr>
+                <w:rFonts w:ascii="宋体" w:hAnsi="宋体"/>
+                <w:sz w:val="28"/>
+                <w:rFonts/>
+              </w:rPr>
+              <w:t>{{专业年级}}</w:t>
+            </w:r>
+          </w:p>
+        </w:tc>
+      </w:tr>
+      <w:tr>
+        <w:tc>
+          <w:tcPr>
+            <w:tcW w:type="dxa" w:w="2076"/>
+          </w:tcPr>
+          <w:p>
+            <w:pPr>
+              <w:jc w:val="center"/>
+            </w:pPr>
+            <w:r>
+              <w:rPr>
+                <w:sz w:val="28"/>
+                <w:rFonts w:eastAsia="黑体"/>
               </w:rPr>
               <w:t>学号</w:t>
             </w:r>
@@ -77,16 +272,54 @@
         </w:tc>
         <w:tc>
           <w:tcPr>
-            <w:tcW w:type="dxa" w:w="2351"/>
+            <w:tcW w:type="dxa" w:w="2076"/>
           </w:tcPr>
           <w:p>
+            <w:pPr>
+              <w:jc w:val="center"/>
+            </w:pPr>
             <w:r>
               <w:rPr>
-                <w:rFonts w:eastAsia="宋体"/>
                 <w:rFonts w:ascii="宋体" w:hAnsi="宋体"/>
-                <w:sz w:val="22"/>
+                <w:sz w:val="28"/>
+                <w:rFonts/>
               </w:rPr>
               <w:t>{{学号}}</w:t>
+            </w:r>
+          </w:p>
+        </w:tc>
+        <w:tc>
+          <w:tcPr>
+            <w:tcW w:type="dxa" w:w="2076"/>
+          </w:tcPr>
+          <w:p>
+            <w:pPr>
+              <w:jc w:val="center"/>
+            </w:pPr>
+            <w:r>
+              <w:rPr>
+                <w:sz w:val="28"/>
+                <w:rFonts w:eastAsia="黑体"/>
+              </w:rPr>
+              <w:t>实验成绩</w:t>
+            </w:r>
+          </w:p>
+        </w:tc>
+        <w:tc>
+          <w:tcPr>
+            <w:tcW w:type="dxa" w:w="2076"/>
+          </w:tcPr>
+          <w:p>
+            <w:pPr>
+              <w:jc w:val="center"/>
+            </w:pPr>
+            <w:r>
+              <w:rPr>
+                <w:rFonts w:ascii="宋体" w:hAnsi="宋体"/>
+                <w:sz w:val="28"/>
+                <w:rFonts/>
+              </w:rPr>
+              <w:t>{{实验成绩}}</w:t>
             </w:r>
           </w:p>
         </w:tc>
@@ -94,61 +327,157 @@
       <w:tr>
         <w:tc>
           <w:tcPr>
-            <w:tcW w:type="dxa" w:w="2351"/>
+            <w:tcW w:type="dxa" w:w="2076"/>
           </w:tcPr>
           <w:p>
+            <w:pPr>
+              <w:jc w:val="center"/>
+            </w:pPr>
             <w:r>
               <w:rPr>
-                <w:rFonts w:eastAsia="宋体"/>
-                <w:rFonts w:ascii="宋体" w:hAnsi="宋体"/>
-                <w:sz w:val="22"/>
+                <w:sz w:val="28"/>
+                <w:rFonts w:eastAsia="黑体"/>
               </w:rPr>
-              <w:t>学院</w:t>
+              <w:t>实验学时</w:t>
             </w:r>
           </w:p>
         </w:tc>
         <w:tc>
           <w:tcPr>
-            <w:tcW w:type="dxa" w:w="2351"/>
+            <w:tcW w:type="dxa" w:w="2076"/>
           </w:tcPr>
           <w:p>
+            <w:pPr>
+              <w:jc w:val="center"/>
+            </w:pPr>
             <w:r>
               <w:rPr>
-                <w:rFonts w:eastAsia="宋体"/>
                 <w:rFonts w:ascii="宋体" w:hAnsi="宋体"/>
-                <w:sz w:val="22"/>
+                <w:sz w:val="28"/>
+                <w:rFonts/>
               </w:rPr>
-              <w:t>{{学院}}</w:t>
+              <w:t>{{实验学时}}</w:t>
             </w:r>
           </w:p>
         </w:tc>
         <w:tc>
           <w:tcPr>
-            <w:tcW w:type="dxa" w:w="2351"/>
+            <w:tcW w:type="dxa" w:w="2076"/>
           </w:tcPr>
           <w:p>
+            <w:pPr>
+              <w:jc w:val="center"/>
+            </w:pPr>
             <w:r>
               <w:rPr>
-                <w:rFonts w:eastAsia="宋体"/>
-                <w:rFonts w:ascii="宋体" w:hAnsi="宋体"/>
-                <w:sz w:val="22"/>
+                <w:sz w:val="28"/>
+                <w:rFonts w:eastAsia="黑体"/>
               </w:rPr>
-              <w:t>专业</w:t>
+              <w:t>实验日期</w:t>
             </w:r>
           </w:p>
         </w:tc>
         <w:tc>
           <w:tcPr>
-            <w:tcW w:type="dxa" w:w="2351"/>
+            <w:tcW w:type="dxa" w:w="2076"/>
           </w:tcPr>
           <w:p>
+            <w:pPr>
+              <w:jc w:val="center"/>
+            </w:pPr>
             <w:r>
               <w:rPr>
-                <w:rFonts w:eastAsia="宋体"/>
                 <w:rFonts w:ascii="宋体" w:hAnsi="宋体"/>
-                <w:sz w:val="22"/>
+                <w:sz w:val="28"/>
+                <w:rFonts/>
               </w:rPr>
-              <w:t>{{专业}}</w:t>
+              <w:t>{{实验日期}}</w:t>
+            </w:r>
+          </w:p>
+        </w:tc>
+      </w:tr>
+    </w:tbl>
+    <w:p/>
+    <w:tbl>
+      <w:tblPr>
+        <w:tblW w:type="auto" w:w="0"/>
+        <w:jc w:val="center"/>
+        <w:tblLook w:firstColumn="1" w:firstRow="1" w:lastColumn="0" w:lastRow="0" w:noHBand="0" w:noVBand="1" w:val="04A0"/>
+      </w:tblPr>
+      <w:tblGrid>
+        <w:gridCol w:w="2076"/>
+        <w:gridCol w:w="2076"/>
+        <w:gridCol w:w="2076"/>
+        <w:gridCol w:w="2076"/>
+      </w:tblGrid>
+      <w:tr>
+        <w:tc>
+          <w:tcPr>
+            <w:tcW w:type="dxa" w:w="2076"/>
+          </w:tcPr>
+          <w:p>
+            <w:pPr>
+              <w:jc w:val="center"/>
+            </w:pPr>
+            <w:r>
+              <w:rPr>
+                <w:sz w:val="24"/>
+                <w:rFonts w:eastAsia="黑体"/>
+              </w:rPr>
+              <w:t>实验名称</w:t>
+            </w:r>
+          </w:p>
+        </w:tc>
+        <w:tc>
+          <w:tcPr>
+            <w:tcW w:type="dxa" w:w="2076"/>
+          </w:tcPr>
+          <w:p>
+            <w:pPr>
+              <w:jc w:val="center"/>
+            </w:pPr>
+            <w:r>
+              <w:rPr>
+                <w:rFonts w:ascii="宋体" w:hAnsi="宋体"/>
+                <w:sz w:val="24"/>
+                <w:rFonts/>
+              </w:rPr>
+              <w:t>{{实验名称}}</w:t>
+            </w:r>
+          </w:p>
+        </w:tc>
+        <w:tc>
+          <w:tcPr>
+            <w:tcW w:type="dxa" w:w="2076"/>
+          </w:tcPr>
+          <w:p>
+            <w:pPr>
+              <w:jc w:val="center"/>
+            </w:pPr>
+            <w:r>
+              <w:rPr>
+                <w:sz w:val="24"/>
+                <w:rFonts w:eastAsia="黑体"/>
+              </w:rPr>
+              <w:t>实验类型</w:t>
+            </w:r>
+          </w:p>
+        </w:tc>
+        <w:tc>
+          <w:tcPr>
+            <w:tcW w:type="dxa" w:w="2076"/>
+          </w:tcPr>
+          <w:p>
+            <w:pPr>
+              <w:jc w:val="center"/>
+            </w:pPr>
+            <w:r>
+              <w:rPr>
+                <w:rFonts w:ascii="宋体" w:hAnsi="宋体"/>
+                <w:sz w:val="24"/>
+                <w:rFonts/>
+              </w:rPr>
+              <w:t>{{实验类型}}</w:t>
             </w:r>
           </w:p>
         </w:tc>
@@ -156,61 +485,71 @@
       <w:tr>
         <w:tc>
           <w:tcPr>
-            <w:tcW w:type="dxa" w:w="2351"/>
+            <w:tcW w:type="dxa" w:w="2076"/>
           </w:tcPr>
           <w:p>
+            <w:pPr>
+              <w:jc w:val="center"/>
+            </w:pPr>
             <w:r>
               <w:rPr>
-                <w:rFonts w:eastAsia="宋体"/>
-                <w:rFonts w:ascii="宋体" w:hAnsi="宋体"/>
-                <w:sz w:val="22"/>
+                <w:sz w:val="24"/>
+                <w:rFonts w:eastAsia="黑体"/>
               </w:rPr>
-              <w:t>班级</w:t>
+              <w:t>实验地点</w:t>
             </w:r>
           </w:p>
         </w:tc>
         <w:tc>
           <w:tcPr>
-            <w:tcW w:type="dxa" w:w="2351"/>
+            <w:tcW w:type="dxa" w:w="2076"/>
           </w:tcPr>
           <w:p>
+            <w:pPr>
+              <w:jc w:val="center"/>
+            </w:pPr>
             <w:r>
               <w:rPr>
-                <w:rFonts w:eastAsia="宋体"/>
                 <w:rFonts w:ascii="宋体" w:hAnsi="宋体"/>
-                <w:sz w:val="22"/>
+                <w:sz w:val="24"/>
+                <w:rFonts/>
               </w:rPr>
-              <w:t>{{班级}}</w:t>
+              <w:t>{{实验地点}}</w:t>
             </w:r>
           </w:p>
         </w:tc>
         <w:tc>
           <w:tcPr>
-            <w:tcW w:type="dxa" w:w="2351"/>
+            <w:tcW w:type="dxa" w:w="2076"/>
           </w:tcPr>
           <w:p>
+            <w:pPr>
+              <w:jc w:val="center"/>
+            </w:pPr>
             <w:r>
               <w:rPr>
-                <w:rFonts w:eastAsia="宋体"/>
-                <w:rFonts w:ascii="宋体" w:hAnsi="宋体"/>
-                <w:sz w:val="22"/>
+                <w:sz w:val="24"/>
+                <w:rFonts w:eastAsia="黑体"/>
               </w:rPr>
-              <w:t>课程名</w:t>
+              <w:t>实验环境</w:t>
             </w:r>
           </w:p>
         </w:tc>
         <w:tc>
           <w:tcPr>
-            <w:tcW w:type="dxa" w:w="2351"/>
+            <w:tcW w:type="dxa" w:w="2076"/>
           </w:tcPr>
           <w:p>
+            <w:pPr>
+              <w:jc w:val="center"/>
+            </w:pPr>
             <w:r>
               <w:rPr>
-                <w:rFonts w:eastAsia="宋体"/>
                 <w:rFonts w:ascii="宋体" w:hAnsi="宋体"/>
-                <w:sz w:val="22"/>
+                <w:sz w:val="24"/>
+                <w:rFonts/>
               </w:rPr>
-              <w:t>{{课程名}}</w:t>
+              <w:t>{{实验环境}}</w:t>
             </w:r>
           </w:p>
         </w:tc>
@@ -218,121 +557,71 @@
       <w:tr>
         <w:tc>
           <w:tcPr>
-            <w:tcW w:type="dxa" w:w="2351"/>
+            <w:tcW w:type="dxa" w:w="2076"/>
           </w:tcPr>
           <w:p>
+            <w:pPr>
+              <w:jc w:val="center"/>
+            </w:pPr>
             <w:r>
               <w:rPr>
-                <w:rFonts w:eastAsia="宋体"/>
-                <w:rFonts w:ascii="宋体" w:hAnsi="宋体"/>
-                <w:sz w:val="22"/>
+                <w:sz w:val="24"/>
+                <w:rFonts w:eastAsia="黑体"/>
               </w:rPr>
-              <w:t>实验名称</w:t>
+              <w:t>实验设备</w:t>
             </w:r>
           </w:p>
         </w:tc>
         <w:tc>
           <w:tcPr>
-            <w:tcW w:type="dxa" w:w="2351"/>
+            <w:tcW w:type="dxa" w:w="2076"/>
           </w:tcPr>
           <w:p>
+            <w:pPr>
+              <w:jc w:val="center"/>
+            </w:pPr>
             <w:r>
               <w:rPr>
-                <w:rFonts w:eastAsia="宋体"/>
                 <w:rFonts w:ascii="宋体" w:hAnsi="宋体"/>
-                <w:sz w:val="22"/>
+                <w:sz w:val="24"/>
+                <w:rFonts/>
               </w:rPr>
-              <w:t>{{实验名称}}</w:t>
+              <w:t>{{实验设备}}</w:t>
             </w:r>
           </w:p>
         </w:tc>
         <w:tc>
           <w:tcPr>
-            <w:tcW w:type="dxa" w:w="2351"/>
+            <w:tcW w:type="dxa" w:w="2076"/>
           </w:tcPr>
           <w:p>
+            <w:pPr>
+              <w:jc w:val="center"/>
+            </w:pPr>
             <w:r>
               <w:rPr>
-                <w:rFonts w:eastAsia="宋体"/>
-                <w:rFonts w:ascii="宋体" w:hAnsi="宋体"/>
-                <w:sz w:val="22"/>
+                <w:sz w:val="24"/>
+                <w:rFonts w:eastAsia="黑体"/>
               </w:rPr>
+              <w:t>提交文档</w:t>
             </w:r>
           </w:p>
         </w:tc>
         <w:tc>
           <w:tcPr>
-            <w:tcW w:type="dxa" w:w="2351"/>
+            <w:tcW w:type="dxa" w:w="2076"/>
           </w:tcPr>
           <w:p>
+            <w:pPr>
+              <w:jc w:val="center"/>
+            </w:pPr>
             <w:r>
               <w:rPr>
-                <w:rFonts w:eastAsia="宋体"/>
                 <w:rFonts w:ascii="宋体" w:hAnsi="宋体"/>
-                <w:sz w:val="22"/>
+                <w:sz w:val="24"/>
+                <w:rFonts/>
               </w:rPr>
-            </w:r>
-          </w:p>
-        </w:tc>
-      </w:tr>
-      <w:tr>
-        <w:tc>
-          <w:tcPr>
-            <w:tcW w:type="dxa" w:w="2351"/>
-          </w:tcPr>
-          <w:p>
-            <w:r>
-              <w:rPr>
-                <w:rFonts w:eastAsia="宋体"/>
-                <w:rFonts w:ascii="宋体" w:hAnsi="宋体"/>
-                <w:sz w:val="22"/>
-              </w:rPr>
-              <w:t>实验日期</w:t>
-            </w:r>
-          </w:p>
-        </w:tc>
-        <w:tc>
-          <w:tcPr>
-            <w:tcW w:type="dxa" w:w="2351"/>
-          </w:tcPr>
-          <w:p>
-            <w:r>
-              <w:rPr>
-                <w:rFonts w:eastAsia="宋体"/>
-                <w:rFonts w:ascii="宋体" w:hAnsi="宋体"/>
-                <w:sz w:val="22"/>
-              </w:rPr>
-              <w:t>{{实验日期}}</w:t>
-            </w:r>
-          </w:p>
-        </w:tc>
-        <w:tc>
-          <w:tcPr>
-            <w:tcW w:type="dxa" w:w="2351"/>
-          </w:tcPr>
-          <w:p>
-            <w:r>
-              <w:rPr>
-                <w:rFonts w:eastAsia="宋体"/>
-                <w:rFonts w:ascii="宋体" w:hAnsi="宋体"/>
-                <w:sz w:val="22"/>
-              </w:rPr>
-              <w:t>实验地点</w:t>
-            </w:r>
-          </w:p>
-        </w:tc>
-        <w:tc>
-          <w:tcPr>
-            <w:tcW w:type="dxa" w:w="2351"/>
-          </w:tcPr>
-          <w:p>
-            <w:r>
-              <w:rPr>
-                <w:rFonts w:eastAsia="宋体"/>
-                <w:rFonts w:ascii="宋体" w:hAnsi="宋体"/>
-                <w:sz w:val="22"/>
-              </w:rPr>
-              <w:t>{{实验地点}}</w:t>
+              <w:t>{{提交文档说明}}</w:t>
             </w:r>
           </w:p>
         </w:tc>
@@ -341,27 +630,23 @@
     <w:p/>
     <w:p>
       <w:pPr>
-        <w:jc w:val="left"/>
+        <w:jc w:val="center"/>
       </w:pPr>
       <w:r>
         <w:rPr>
+          <w:sz w:val="28"/>
           <w:rFonts w:eastAsia="黑体"/>
-          <w:rFonts w:ascii="黑体" w:hAnsi="黑体"/>
-          <w:b/>
-          <w:sz w:val="32"/>
         </w:rPr>
-        <w:t>一、实验目的</w:t>
+        <w:t>实验目的</w:t>
       </w:r>
     </w:p>
     <w:p>
       <w:pPr>
-        <w:spacing w:after="120"/>
+        <w:ind w:firstLine="480"/>
       </w:pPr>
       <w:r>
         <w:rPr>
-          <w:rFonts w:eastAsia="宋体"/>
           <w:rFonts w:ascii="宋体" w:hAnsi="宋体"/>
-          <w:i/>
           <w:sz w:val="24"/>
         </w:rPr>
         <w:t>{{实验目的}}</w:t>
@@ -369,27 +654,47 @@
     </w:p>
     <w:p>
       <w:pPr>
-        <w:jc w:val="left"/>
+        <w:jc w:val="center"/>
       </w:pPr>
       <w:r>
         <w:rPr>
+          <w:sz w:val="28"/>
           <w:rFonts w:eastAsia="黑体"/>
-          <w:rFonts w:ascii="黑体" w:hAnsi="黑体"/>
-          <w:b/>
-          <w:sz w:val="32"/>
         </w:rPr>
-        <w:t>二、实验原理</w:t>
+        <w:t>实验要求</w:t>
       </w:r>
     </w:p>
     <w:p>
       <w:pPr>
-        <w:spacing w:after="120"/>
+        <w:ind w:firstLine="480"/>
       </w:pPr>
       <w:r>
         <w:rPr>
-          <w:rFonts w:eastAsia="宋体"/>
           <w:rFonts w:ascii="宋体" w:hAnsi="宋体"/>
-          <w:i/>
+          <w:sz w:val="24"/>
+        </w:rPr>
+        <w:t>{{实验要求}}</w:t>
+      </w:r>
+    </w:p>
+    <w:p>
+      <w:pPr>
+        <w:jc w:val="center"/>
+      </w:pPr>
+      <w:r>
+        <w:rPr>
+          <w:sz w:val="28"/>
+          <w:rFonts w:eastAsia="黑体"/>
+        </w:rPr>
+        <w:t>实验原理</w:t>
+      </w:r>
+    </w:p>
+    <w:p>
+      <w:pPr>
+        <w:ind w:firstLine="480"/>
+      </w:pPr>
+      <w:r>
+        <w:rPr>
+          <w:rFonts w:ascii="宋体" w:hAnsi="宋体"/>
           <w:sz w:val="24"/>
         </w:rPr>
         <w:t>{{实验原理}}</w:t>
@@ -397,147 +702,79 @@
     </w:p>
     <w:p>
       <w:pPr>
-        <w:jc w:val="left"/>
+        <w:jc w:val="center"/>
       </w:pPr>
       <w:r>
         <w:rPr>
+          <w:sz w:val="28"/>
           <w:rFonts w:eastAsia="黑体"/>
-          <w:rFonts w:ascii="黑体" w:hAnsi="黑体"/>
-          <w:b/>
-          <w:sz w:val="32"/>
         </w:rPr>
-        <w:t>三、实验器材</w:t>
+        <w:t>实验内容</w:t>
       </w:r>
     </w:p>
     <w:p>
       <w:pPr>
-        <w:spacing w:after="120"/>
+        <w:ind w:firstLine="480"/>
       </w:pPr>
       <w:r>
         <w:rPr>
-          <w:rFonts w:eastAsia="宋体"/>
           <w:rFonts w:ascii="宋体" w:hAnsi="宋体"/>
-          <w:i/>
           <w:sz w:val="24"/>
         </w:rPr>
-        <w:t>{{实验器材}}</w:t>
+        <w:t>{{实验内容}}</w:t>
       </w:r>
     </w:p>
     <w:p>
       <w:pPr>
-        <w:jc w:val="left"/>
+        <w:jc w:val="center"/>
       </w:pPr>
       <w:r>
         <w:rPr>
+          <w:sz w:val="28"/>
           <w:rFonts w:eastAsia="黑体"/>
-          <w:rFonts w:ascii="黑体" w:hAnsi="黑体"/>
-          <w:b/>
-          <w:sz w:val="32"/>
         </w:rPr>
-        <w:t>四、实验步骤</w:t>
+        <w:t>实验总结</w:t>
       </w:r>
     </w:p>
     <w:p>
       <w:pPr>
-        <w:spacing w:after="120"/>
+        <w:ind w:firstLine="480"/>
       </w:pPr>
       <w:r>
         <w:rPr>
-          <w:rFonts w:eastAsia="宋体"/>
           <w:rFonts w:ascii="宋体" w:hAnsi="宋体"/>
-          <w:i/>
           <w:sz w:val="24"/>
         </w:rPr>
-        <w:t>{{实验步骤}}</w:t>
+        <w:t>{{实验总结}}</w:t>
       </w:r>
     </w:p>
     <w:p>
       <w:pPr>
-        <w:jc w:val="left"/>
+        <w:jc w:val="center"/>
       </w:pPr>
       <w:r>
         <w:rPr>
+          <w:sz w:val="28"/>
           <w:rFonts w:eastAsia="黑体"/>
-          <w:rFonts w:ascii="黑体" w:hAnsi="黑体"/>
-          <w:b/>
-          <w:sz w:val="32"/>
         </w:rPr>
-        <w:t>五、实验数据</w:t>
+        <w:t>附：源代码</w:t>
       </w:r>
     </w:p>
     <w:p>
       <w:pPr>
-        <w:spacing w:after="120"/>
+        <w:ind w:firstLine="480"/>
       </w:pPr>
       <w:r>
         <w:rPr>
-          <w:rFonts w:eastAsia="宋体"/>
           <w:rFonts w:ascii="宋体" w:hAnsi="宋体"/>
-          <w:i/>
           <w:sz w:val="24"/>
         </w:rPr>
-        <w:t>{{实验数据}}</w:t>
-      </w:r>
-    </w:p>
-    <w:p>
-      <w:pPr>
-        <w:jc w:val="left"/>
-      </w:pPr>
-      <w:r>
-        <w:rPr>
-          <w:rFonts w:eastAsia="黑体"/>
-          <w:rFonts w:ascii="黑体" w:hAnsi="黑体"/>
-          <w:b/>
-          <w:sz w:val="32"/>
-        </w:rPr>
-        <w:t>六、实验结果</w:t>
-      </w:r>
-    </w:p>
-    <w:p>
-      <w:pPr>
-        <w:spacing w:after="120"/>
-      </w:pPr>
-      <w:r>
-        <w:rPr>
-          <w:rFonts w:eastAsia="宋体"/>
-          <w:rFonts w:ascii="宋体" w:hAnsi="宋体"/>
-          <w:i/>
-          <w:sz w:val="24"/>
-        </w:rPr>
-        <w:t>{{实验结果}}</w:t>
-      </w:r>
-    </w:p>
-    <w:p>
-      <w:pPr>
-        <w:jc w:val="left"/>
-      </w:pPr>
-      <w:r>
-        <w:rPr>
-          <w:rFonts w:eastAsia="黑体"/>
-          <w:rFonts w:ascii="黑体" w:hAnsi="黑体"/>
-          <w:b/>
-          <w:sz w:val="32"/>
-        </w:rPr>
-        <w:t>七、实验结论</w:t>
-      </w:r>
-    </w:p>
-    <w:p>
-      <w:pPr>
-        <w:spacing w:after="120"/>
-      </w:pPr>
-      <w:r>
-        <w:rPr>
-          <w:rFonts w:eastAsia="宋体"/>
-          <w:rFonts w:ascii="宋体" w:hAnsi="宋体"/>
-          <w:i/>
-          <w:sz w:val="24"/>
-        </w:rPr>
-        <w:t>{{实验结论}}</w:t>
+        <w:t>{{源代码}}</w:t>
       </w:r>
     </w:p>
     <w:sectPr>
-      <w:pgSz w:w="12240" w:h="15840"/>
-      <w:pgMar w:top="1134" w:right="1417" w:bottom="1134" w:left="1417" w:header="720" w:footer="720" w:gutter="0"/>
+      <w:pgSz w:w="11906" w:h="16838"/>
+      <w:pgMar w:top="1440" w:right="1800" w:bottom="1440" w:left="1800" w:header="720" w:footer="720" w:gutter="0"/>
       <w:cols w:space="720"/>
       <w:docGrid w:linePitch="360"/>
     </w:sectPr>
